--- a/smjernice-projekta/2. Korak -Locust simulator za 1000 trafostanica.docx
+++ b/smjernice-projekta/2. Korak -Locust simulator za 1000 trafostanica.docx
@@ -732,9 +732,7 @@
         </w:tblBorders>
         <w:tblLayout w:type="autofit"/>
         <w:tblCellMar>
-          <w:top w:w="0" w:type="dxa"/>
           <w:left w:w="108" w:type="dxa"/>
-          <w:bottom w:w="0" w:type="dxa"/>
           <w:right w:w="108" w:type="dxa"/>
         </w:tblCellMar>
       </w:tblPr>
@@ -743,14 +741,6 @@
         <w:gridCol w:w="4736"/>
       </w:tblGrid>
       <w:tr>
-        <w:tblPrEx>
-          <w:tblCellMar>
-            <w:top w:w="0" w:type="dxa"/>
-            <w:left w:w="108" w:type="dxa"/>
-            <w:bottom w:w="0" w:type="dxa"/>
-            <w:right w:w="108" w:type="dxa"/>
-          </w:tblCellMar>
-        </w:tblPrEx>
         <w:tc>
           <w:tcPr>
             <w:tcW w:w="4261" w:type="dxa"/>
@@ -2038,9 +2028,7 @@
         </w:tblBorders>
         <w:tblLayout w:type="fixed"/>
         <w:tblCellMar>
-          <w:top w:w="0" w:type="dxa"/>
           <w:left w:w="108" w:type="dxa"/>
-          <w:bottom w:w="0" w:type="dxa"/>
           <w:right w:w="108" w:type="dxa"/>
         </w:tblCellMar>
       </w:tblPr>
@@ -2049,22 +2037,6 @@
         <w:gridCol w:w="4670"/>
       </w:tblGrid>
       <w:tr>
-        <w:tblPrEx>
-          <w:tblBorders>
-            <w:top w:val="single" w:color="auto" w:sz="4" w:space="0"/>
-            <w:left w:val="single" w:color="auto" w:sz="4" w:space="0"/>
-            <w:bottom w:val="single" w:color="auto" w:sz="4" w:space="0"/>
-            <w:right w:val="single" w:color="auto" w:sz="4" w:space="0"/>
-            <w:insideH w:val="single" w:color="auto" w:sz="4" w:space="0"/>
-            <w:insideV w:val="single" w:color="auto" w:sz="4" w:space="0"/>
-          </w:tblBorders>
-          <w:tblCellMar>
-            <w:top w:w="0" w:type="dxa"/>
-            <w:left w:w="108" w:type="dxa"/>
-            <w:bottom w:w="0" w:type="dxa"/>
-            <w:right w:w="108" w:type="dxa"/>
-          </w:tblCellMar>
-        </w:tblPrEx>
         <w:tc>
           <w:tcPr>
             <w:tcW w:w="3852" w:type="dxa"/>
@@ -6786,8 +6758,6 @@
           </w:p>
           <w:p>
             <w:pPr>
-              <w:widowControl w:val="0"/>
-              <w:jc w:val="both"/>
               <w:rPr>
                 <w:rFonts w:hint="default"/>
               </w:rPr>
@@ -8090,9 +8060,7 @@
         </w:tblBorders>
         <w:tblLayout w:type="autofit"/>
         <w:tblCellMar>
-          <w:top w:w="0" w:type="dxa"/>
           <w:left w:w="108" w:type="dxa"/>
-          <w:bottom w:w="0" w:type="dxa"/>
           <w:right w:w="108" w:type="dxa"/>
         </w:tblCellMar>
       </w:tblPr>
@@ -8101,22 +8069,6 @@
         <w:gridCol w:w="4576"/>
       </w:tblGrid>
       <w:tr>
-        <w:tblPrEx>
-          <w:tblBorders>
-            <w:top w:val="single" w:color="auto" w:sz="4" w:space="0"/>
-            <w:left w:val="single" w:color="auto" w:sz="4" w:space="0"/>
-            <w:bottom w:val="single" w:color="auto" w:sz="4" w:space="0"/>
-            <w:right w:val="single" w:color="auto" w:sz="4" w:space="0"/>
-            <w:insideH w:val="single" w:color="auto" w:sz="4" w:space="0"/>
-            <w:insideV w:val="single" w:color="auto" w:sz="4" w:space="0"/>
-          </w:tblBorders>
-          <w:tblCellMar>
-            <w:top w:w="0" w:type="dxa"/>
-            <w:left w:w="108" w:type="dxa"/>
-            <w:bottom w:w="0" w:type="dxa"/>
-            <w:right w:w="108" w:type="dxa"/>
-          </w:tblCellMar>
-        </w:tblPrEx>
         <w:tc>
           <w:tcPr>
             <w:tcW w:w="4261" w:type="dxa"/>
@@ -8785,6 +8737,7 @@
                 <w:vertAlign w:val="baseline"/>
               </w:rPr>
             </w:pPr>
+            <w:bookmarkStart w:id="0" w:name="_GoBack"/>
             <w:r>
               <w:drawing>
                 <wp:inline distT="0" distB="0" distL="114300" distR="114300">
@@ -8828,6 +8781,7 @@
                 </wp:inline>
               </w:drawing>
             </w:r>
+            <w:bookmarkEnd w:id="0"/>
           </w:p>
         </w:tc>
       </w:tr>
@@ -9094,8 +9048,6 @@
         </w:rPr>
         <w:t>Sljedeći korak</w:t>
       </w:r>
-      <w:bookmarkStart w:id="0" w:name="_GoBack"/>
-      <w:bookmarkEnd w:id="0"/>
     </w:p>
     <w:p>
       <w:pPr>
@@ -10171,7 +10123,7 @@
   <w:docDefaults>
     <w:rPrDefault>
       <w:rPr>
-        <w:rFonts w:ascii="Times New Roman" w:hAnsi="Times New Roman" w:eastAsia="SimSun" w:cs="Times New Roman"/>
+        <w:rFonts w:ascii="Times New Roman" w:hAnsi="Times New Roman" w:eastAsia="宋体" w:cs="Times New Roman"/>
       </w:rPr>
     </w:rPrDefault>
     <w:pPrDefault/>
@@ -10242,7 +10194,7 @@
     <w:lsdException w:qFormat="1" w:unhideWhenUsed="0" w:uiPriority="0" w:semiHidden="0" w:name="Title"/>
     <w:lsdException w:unhideWhenUsed="0" w:uiPriority="0" w:semiHidden="0" w:name="Closing"/>
     <w:lsdException w:unhideWhenUsed="0" w:uiPriority="0" w:semiHidden="0" w:name="Signature"/>
-    <w:lsdException w:qFormat="1" w:unhideWhenUsed="0" w:uiPriority="0" w:name="Default Paragraph Font"/>
+    <w:lsdException w:unhideWhenUsed="0" w:uiPriority="0" w:name="Default Paragraph Font"/>
     <w:lsdException w:unhideWhenUsed="0" w:uiPriority="0" w:semiHidden="0" w:name="Body Text"/>
     <w:lsdException w:unhideWhenUsed="0" w:uiPriority="0" w:semiHidden="0" w:name="Body Text Indent"/>
     <w:lsdException w:unhideWhenUsed="0" w:uiPriority="0" w:semiHidden="0" w:name="List Continue"/>
@@ -10262,25 +10214,25 @@
     <w:lsdException w:unhideWhenUsed="0" w:uiPriority="0" w:semiHidden="0" w:name="Body Text Indent 2"/>
     <w:lsdException w:unhideWhenUsed="0" w:uiPriority="0" w:semiHidden="0" w:name="Body Text Indent 3"/>
     <w:lsdException w:unhideWhenUsed="0" w:uiPriority="0" w:semiHidden="0" w:name="Block Text"/>
-    <w:lsdException w:qFormat="1" w:unhideWhenUsed="0" w:uiPriority="0" w:semiHidden="0" w:name="Hyperlink"/>
+    <w:lsdException w:unhideWhenUsed="0" w:uiPriority="0" w:semiHidden="0" w:name="Hyperlink"/>
     <w:lsdException w:unhideWhenUsed="0" w:uiPriority="0" w:semiHidden="0" w:name="FollowedHyperlink"/>
     <w:lsdException w:qFormat="1" w:unhideWhenUsed="0" w:uiPriority="0" w:semiHidden="0" w:name="Strong"/>
     <w:lsdException w:qFormat="1" w:unhideWhenUsed="0" w:uiPriority="0" w:semiHidden="0" w:name="Emphasis"/>
     <w:lsdException w:unhideWhenUsed="0" w:uiPriority="0" w:semiHidden="0" w:name="Document Map"/>
     <w:lsdException w:unhideWhenUsed="0" w:uiPriority="0" w:semiHidden="0" w:name="Plain Text"/>
     <w:lsdException w:unhideWhenUsed="0" w:uiPriority="0" w:semiHidden="0" w:name="E-mail Signature"/>
-    <w:lsdException w:qFormat="1" w:unhideWhenUsed="0" w:uiPriority="0" w:semiHidden="0" w:name="Normal (Web)"/>
+    <w:lsdException w:unhideWhenUsed="0" w:uiPriority="0" w:semiHidden="0" w:name="Normal (Web)"/>
     <w:lsdException w:unhideWhenUsed="0" w:uiPriority="0" w:semiHidden="0" w:name="HTML Acronym"/>
     <w:lsdException w:unhideWhenUsed="0" w:uiPriority="0" w:semiHidden="0" w:name="HTML Address"/>
     <w:lsdException w:unhideWhenUsed="0" w:uiPriority="0" w:semiHidden="0" w:name="HTML Cite"/>
-    <w:lsdException w:qFormat="1" w:unhideWhenUsed="0" w:uiPriority="0" w:semiHidden="0" w:name="HTML Code"/>
+    <w:lsdException w:unhideWhenUsed="0" w:uiPriority="0" w:semiHidden="0" w:name="HTML Code"/>
     <w:lsdException w:unhideWhenUsed="0" w:uiPriority="0" w:semiHidden="0" w:name="HTML Definition"/>
     <w:lsdException w:unhideWhenUsed="0" w:uiPriority="0" w:semiHidden="0" w:name="HTML Keyboard"/>
-    <w:lsdException w:qFormat="1" w:unhideWhenUsed="0" w:uiPriority="0" w:semiHidden="0" w:name="HTML Preformatted"/>
+    <w:lsdException w:unhideWhenUsed="0" w:uiPriority="0" w:semiHidden="0" w:name="HTML Preformatted"/>
     <w:lsdException w:unhideWhenUsed="0" w:uiPriority="0" w:semiHidden="0" w:name="HTML Sample"/>
     <w:lsdException w:unhideWhenUsed="0" w:uiPriority="0" w:semiHidden="0" w:name="HTML Typewriter"/>
     <w:lsdException w:unhideWhenUsed="0" w:uiPriority="0" w:semiHidden="0" w:name="HTML Variable"/>
-    <w:lsdException w:qFormat="1" w:unhideWhenUsed="0" w:uiPriority="0" w:name="Normal Table"/>
+    <w:lsdException w:unhideWhenUsed="0" w:uiPriority="0" w:name="Normal Table"/>
     <w:lsdException w:unhideWhenUsed="0" w:uiPriority="0" w:semiHidden="0" w:name="annotation subject"/>
     <w:lsdException w:unhideWhenUsed="0" w:uiPriority="0" w:semiHidden="0" w:name="Table Simple 1"/>
     <w:lsdException w:unhideWhenUsed="0" w:uiPriority="0" w:semiHidden="0" w:name="Table Simple 2"/>
@@ -10325,7 +10277,7 @@
     <w:lsdException w:unhideWhenUsed="0" w:uiPriority="0" w:semiHidden="0" w:name="Table Web 2"/>
     <w:lsdException w:unhideWhenUsed="0" w:uiPriority="0" w:semiHidden="0" w:name="Table Web 3"/>
     <w:lsdException w:unhideWhenUsed="0" w:uiPriority="0" w:semiHidden="0" w:name="Balloon Text"/>
-    <w:lsdException w:qFormat="1" w:unhideWhenUsed="0" w:uiPriority="0" w:semiHidden="0" w:name="Table Grid"/>
+    <w:lsdException w:unhideWhenUsed="0" w:uiPriority="0" w:semiHidden="0" w:name="Table Grid"/>
     <w:lsdException w:unhideWhenUsed="0" w:uiPriority="0" w:semiHidden="0" w:name="Table Theme"/>
     <w:lsdException w:unhideWhenUsed="0" w:uiPriority="60" w:semiHidden="0" w:name="Light Shading"/>
     <w:lsdException w:unhideWhenUsed="0" w:uiPriority="61" w:semiHidden="0" w:name="Light List"/>
@@ -10445,7 +10397,7 @@
       <w:jc w:val="left"/>
     </w:pPr>
     <w:rPr>
-      <w:rFonts w:hint="eastAsia" w:ascii="SimSun" w:hAnsi="SimSun" w:eastAsia="SimSun" w:cs="SimSun"/>
+      <w:rFonts w:hint="eastAsia" w:ascii="宋体" w:hAnsi="宋体" w:eastAsia="宋体" w:cs="宋体"/>
       <w:b/>
       <w:bCs/>
       <w:kern w:val="44"/>
@@ -10466,7 +10418,7 @@
       <w:jc w:val="left"/>
     </w:pPr>
     <w:rPr>
-      <w:rFonts w:hint="eastAsia" w:ascii="SimSun" w:hAnsi="SimSun" w:eastAsia="SimSun" w:cs="SimSun"/>
+      <w:rFonts w:hint="eastAsia" w:ascii="宋体" w:hAnsi="宋体" w:eastAsia="宋体" w:cs="宋体"/>
       <w:b/>
       <w:bCs/>
       <w:kern w:val="0"/>
@@ -10478,13 +10430,11 @@
   <w:style w:type="character" w:default="1" w:styleId="4">
     <w:name w:val="Default Paragraph Font"/>
     <w:semiHidden/>
-    <w:qFormat/>
     <w:uiPriority w:val="0"/>
   </w:style>
   <w:style w:type="table" w:default="1" w:styleId="5">
     <w:name w:val="Normal Table"/>
     <w:semiHidden/>
-    <w:qFormat/>
     <w:uiPriority w:val="0"/>
     <w:tblPr>
       <w:tblCellMar>
@@ -10498,7 +10448,6 @@
   <w:style w:type="character" w:styleId="6">
     <w:name w:val="HTML Code"/>
     <w:basedOn w:val="4"/>
-    <w:qFormat/>
     <w:uiPriority w:val="0"/>
     <w:rPr>
       <w:rFonts w:ascii="Courier New" w:hAnsi="Courier New" w:cs="Courier New"/>
@@ -10508,7 +10457,6 @@
   </w:style>
   <w:style w:type="paragraph" w:styleId="7">
     <w:name w:val="HTML Preformatted"/>
-    <w:qFormat/>
     <w:uiPriority w:val="0"/>
     <w:pPr>
       <w:tabs>
@@ -10532,7 +10480,7 @@
       <w:jc w:val="left"/>
     </w:pPr>
     <w:rPr>
-      <w:rFonts w:hint="eastAsia" w:ascii="SimSun" w:hAnsi="SimSun" w:eastAsia="SimSun" w:cs="SimSun"/>
+      <w:rFonts w:hint="eastAsia" w:ascii="宋体" w:hAnsi="宋体" w:eastAsia="宋体" w:cs="宋体"/>
       <w:kern w:val="0"/>
       <w:sz w:val="24"/>
       <w:szCs w:val="24"/>
@@ -10542,7 +10490,6 @@
   <w:style w:type="character" w:styleId="8">
     <w:name w:val="Hyperlink"/>
     <w:basedOn w:val="4"/>
-    <w:qFormat/>
     <w:uiPriority w:val="0"/>
     <w:rPr>
       <w:color w:val="0000FF"/>
@@ -10551,7 +10498,6 @@
   </w:style>
   <w:style w:type="paragraph" w:styleId="9">
     <w:name w:val="Normal (Web)"/>
-    <w:qFormat/>
     <w:uiPriority w:val="0"/>
     <w:pPr>
       <w:spacing w:before="0" w:beforeAutospacing="1" w:after="0" w:afterAutospacing="1"/>
@@ -10559,7 +10505,7 @@
       <w:jc w:val="left"/>
     </w:pPr>
     <w:rPr>
-      <w:rFonts w:ascii="Times New Roman" w:hAnsi="Times New Roman" w:eastAsia="SimSun" w:cs="Times New Roman"/>
+      <w:rFonts w:ascii="Times New Roman" w:hAnsi="Times New Roman" w:eastAsia="宋体" w:cs="Times New Roman"/>
       <w:kern w:val="0"/>
       <w:sz w:val="24"/>
       <w:szCs w:val="24"/>
@@ -10569,7 +10515,6 @@
   <w:style w:type="table" w:styleId="10">
     <w:name w:val="Table Grid"/>
     <w:basedOn w:val="5"/>
-    <w:qFormat/>
     <w:uiPriority w:val="0"/>
     <w:pPr>
       <w:widowControl w:val="0"/>
